--- a/tests/fixtures/contract_compliant.docx
+++ b/tests/fixtures/contract_compliant.docx
@@ -75,6 +75,11 @@
     <w:p>
       <w:r>
         <w:t>3.6. Расходы на комиссии информационной системы несёт Покупатель.</w:t>
+      </w:r>
+    </w:p>
+    <w:p>
+      <w:r>
+        <w:t>3.7. Покупатель обеспечивает постановку настоящего Договора на учёт в уполномоченном банке в соответствии с Инструкцией Банка России от 16.08.2017 № 181-И до совершения первого платежа.</w:t>
       </w:r>
     </w:p>
     <w:p>

--- a/tests/fixtures/contract_compliant.docx
+++ b/tests/fixtures/contract_compliant.docx
@@ -54,7 +54,7 @@
     </w:p>
     <w:p>
       <w:r>
-        <w:t>3.2. Оплата производится цифровой валютой Tether USD (тикер USDT), эмитент Tether Limited, в сети TRON, стандарт токена TRC-20.</w:t>
+        <w:t>3.2. Оплата производится цифровой валютой Tether USD (тикер USDT), эмитент Tether Limited, в сети TRON, стандарт токена TRC-20. Стороны исходят из того, что указанная цифровая валюта является иностранным цифровым инструментом; к ней применяются положения, установленные в отношении цифровых валют.</w:t>
       </w:r>
     </w:p>
     <w:p>
@@ -84,6 +84,16 @@
     </w:p>
     <w:p>
       <w:r>
+        <w:t>3.8. Если цифровая валюта утратит привязку к базовому активу либо будет исключена из обращения (делистинг), количество единиц для оплаты определяется по рыночной котировке на дату списания; разница подлежит доплате или возврату в течение пяти рабочих дней.</w:t>
+      </w:r>
+    </w:p>
+    <w:p>
+      <w:r>
+        <w:t>3.9. Отклонение курса, определённого по пункту 3.4, от фактически применённого при списании более чем на 0,5 процента влечёт доплату или возврат разницы в течение пяти рабочих дней.</w:t>
+      </w:r>
+    </w:p>
+    <w:p>
+      <w:r>
         <w:t>4. РЕКВИЗИТЫ ДЛЯ СОПРОВОЖДЕНИЯ ОПЕРАЦИИ</w:t>
       </w:r>
     </w:p>
@@ -104,6 +114,11 @@
     </w:p>
     <w:p>
       <w:r>
+        <w:t>4.4. Стороны актуализируют реквизиты, указанные в настоящем разделе, не позднее трёх рабочих дней с момента их изменения. При отсутствии полного состава сведений цифровой депозитарий отказывает в исполнении поручения.</w:t>
+      </w:r>
+    </w:p>
+    <w:p>
+      <w:r>
         <w:t>5. РАСПРЕДЕЛЕНИЕ РИСКОВ</w:t>
       </w:r>
     </w:p>
@@ -120,6 +135,11 @@
     <w:p>
       <w:r>
         <w:t>5.3. Каждая Сторона вправе приостановить исполнение при выявлении признаков повышенного риска операции до получения разъяснений.</w:t>
+      </w:r>
+    </w:p>
+    <w:p>
+      <w:r>
+        <w:t>5.4. Стороны исходят из того, что адрес-идентификатор Поставщика не администрируется организацией финансового рынка, зарегистрированной в государстве, не выполняющем рекомендации ФАТФ. Если иное будет установлено, операция подлежит обязательному контролю независимо от суммы.</w:t>
       </w:r>
     </w:p>
     <w:p>
